--- a/Лекция_5_Геометрическая оптика.docx
+++ b/Лекция_5_Геометрическая оптика.docx
@@ -25,7 +25,7 @@
           <w:b w:val="0"/>
           <w:sz w:val="20"/>
         </w:rPr>
-        <w:t>Раскадровка для лектора • ~1579 слов • 28.08.2026</w:t>
+        <w:t>Раскадровка для лектора • ~1579 слов • 31.08.2026</w:t>
       </w:r>
     </w:p>
     <w:p>
@@ -454,7 +454,7 @@
           <w:b w:val="0"/>
           <w:sz w:val="20"/>
         </w:rPr>
-        <w:t>Доска / пауза: Доска: n1 sin θ¹ = n2 sin θ²; расшифровка n, theta; схема фокуса.</w:t>
+        <w:t>Доска / пауза: Доска: n1 sin θ¹ = n2 sin θ²; расшифровка n, θ; схема фокуса.</w:t>
       </w:r>
     </w:p>
     <w:p>
@@ -610,7 +610,7 @@
           <w:b w:val="0"/>
           <w:sz w:val="20"/>
         </w:rPr>
-        <w:t>Доска / пауза: Доска: d ~ λ/NA; примеры NA = 0,1 и NA = 0,4; NA = n sin theta.</w:t>
+        <w:t>Доска / пауза: Доска: d ~ λ/NA; примеры NA = 0,1 и NA = 0,4; NA = n sin θ.</w:t>
       </w:r>
     </w:p>
     <w:p>
@@ -675,7 +675,7 @@
           <w:b w:val="0"/>
           <w:sz w:val="22"/>
         </w:rPr>
-        <w:t>Что такое числовая апертура? NA = n · sin(theta), где n — показатель преломления среды (в воздухе n = 1), theta — половина угла схождения конуса лучей.</w:t>
+        <w:t>Что такое числовая апертура? NA = n · sin(θ), где n — показатель преломления среды (в воздухе n = 1), θ — половина угла схождения конуса лучей.</w:t>
       </w:r>
     </w:p>
     <w:p>
@@ -701,7 +701,7 @@
           <w:b w:val="0"/>
           <w:sz w:val="22"/>
         </w:rPr>
-        <w:t>Пример 1. Типичная линза для СЛП. NA (числовая апертура) = 0,1 — характерно для многих F-theta линз (телецентрических объективов). По-русски — «эф-тета линза». Пятно d остаётся круглым по всей рабочей области (например, 250×250 мм).</w:t>
+        <w:t>Пример 1. Типичная линза для СЛП. NA (числовая апертура) = 0,1 — характерно для многих F-θ линз (телецентрических объективов). По-русски — «эф-тета линза». Пятно d остаётся круглым по всей рабочей области (например, 250×250 мм).</w:t>
       </w:r>
     </w:p>
     <w:p>

--- a/Лекция_5_Геометрическая оптика.docx
+++ b/Лекция_5_Геометрическая оптика.docx
@@ -12,7 +12,7 @@
           <w:b/>
           <w:sz w:val="28"/>
         </w:rPr>
-        <w:t>ЛЕКЦИЯ 5: ГЕОМЕТРИЧЕСКАЯ ОПТИКА: КАК ЛИНЗЫ СОБИРАЮТ ЛУЧ</w:t>
+        <w:t>ЛЕКЦИЯ 5: ФОРМИРОВАНИЕ ЛАЗЕРНОГО ПЯТНА: ГЕОМЕТРИЧЕСКАЯ И ФИЗИЧЕСКАЯ ОПТИКА</w:t>
       </w:r>
     </w:p>
     <w:p>
@@ -25,7 +25,7 @@
           <w:b w:val="0"/>
           <w:sz w:val="20"/>
         </w:rPr>
-        <w:t>Раскадровка для лектора • ~1579 слов • 31.08.2026</w:t>
+        <w:t>Раскадровка для лектора • ~1838 слов • стенка ~37,9 мин (чтение ~14,1 мин + доска ~23,8 мин) • 07.10.2026</w:t>
       </w:r>
     </w:p>
     <w:p>
@@ -38,7 +38,7 @@
           <w:b w:val="0"/>
           <w:sz w:val="18"/>
         </w:rPr>
-        <w:t>Тайминг «стенка» = произнесение текста (~130 слов/мин) + работа у доски/со схемой. Строки «Доска / пауза:» — ремарки лектору, не читаются вслух. Целевой хронометраж: 40–45 минут.</w:t>
+        <w:t>Тайминг «стенка» = произнесение текста (~130 слов/мин) + работа у доски/со схемой. Строки «Доска / пауза:» — ремарки лектору, не читаются вслух. Целевой хронометраж: 35–40 минут.</w:t>
       </w:r>
     </w:p>
     <w:p>
@@ -64,7 +64,7 @@
           <w:b w:val="0"/>
           <w:sz w:val="20"/>
         </w:rPr>
-        <w:t>00:00 – 00:41 (стенка 41 сек = чтение 32 сек + доска/паузы 9 сек)</w:t>
+        <w:t>00:00 – 00:48 (стенка 48 сек = чтение 42 сек + доска/паузы 6 сек)</w:t>
       </w:r>
     </w:p>
     <w:p>
@@ -90,7 +90,7 @@
           <w:b w:val="0"/>
           <w:sz w:val="22"/>
         </w:rPr>
-        <w:t>Добрый день. Мы продолжаем курс. В Главе 2 мы выяснили главное: сталь плавится не от мощности как таковой, а от плотности мощности — сколько ватт пришлось на каждый квадратный сантиметр пятна.</w:t>
+        <w:t>Добрый день. Курс «Физика лазеров для аддитивных технологий» — лекция 5.</w:t>
       </w:r>
     </w:p>
     <w:p>
@@ -103,7 +103,7 @@
           <w:b w:val="0"/>
           <w:sz w:val="22"/>
         </w:rPr>
-        <w:t>Сегодня мы разберём инструмент, которым мы управляем этой плотностью: оптическую систему.</w:t>
+        <w:t>Цепочка до сегодня: уровни и переходы; свет как энергия и плотность мощности I (интенсивность) = P (мощность) / S (площадь); устройство лазера и роль волоконного источника; длина волны и выбор лазера под материал.</w:t>
       </w:r>
     </w:p>
     <w:p>
@@ -116,7 +116,20 @@
           <w:b w:val="0"/>
           <w:sz w:val="22"/>
         </w:rPr>
-        <w:t>Мы ответим на три вопроса: как линза собирает свет в пятно; почему пятно не может быть бесконечно малым; что такое глубина резкости (DOF) и почему она критична для 3D-печати.</w:t>
+        <w:t>Тема: формирование лазерного пятна — геометрическая и физическая оптика. Базу геометрической оптики — отражение, преломление, построение в зеркале, тонкую линзу — мы уже разобрали ранее.</w:t>
+      </w:r>
+    </w:p>
+    <w:p>
+      <w:pPr>
+        <w:spacing w:after="120" w:before="0"/>
+      </w:pPr>
+      <w:r>
+        <w:rPr>
+          <w:rFonts w:ascii="Times New Roman" w:hAnsi="Times New Roman"/>
+          <w:b w:val="0"/>
+          <w:sz w:val="22"/>
+        </w:rPr>
+        <w:t>Одной геометрии недостаточно: размер пятна и глубина резкости относятся уже к физической (волновой) оптике — к дифракции. Именно она объясняет, почему нельзя получить бесконечно малое пятно на практике.</w:t>
       </w:r>
     </w:p>
     <w:p>
@@ -142,7 +155,7 @@
           <w:b w:val="0"/>
           <w:sz w:val="20"/>
         </w:rPr>
-        <w:t>00:41 – 01:40 (стенка 58 сек = чтение 49 сек + доска/паузы 9 сек)</w:t>
+        <w:t>00:48 – 01:57 (стенка 1,2 мин = чтение 1 мин + доска/паузы 9 сек)</w:t>
       </w:r>
     </w:p>
     <w:p>
@@ -155,7 +168,7 @@
           <w:b w:val="0"/>
           <w:sz w:val="20"/>
         </w:rPr>
-        <w:t>Доска / пауза: Показать пять пунктов плана на слайде.</w:t>
+        <w:t>Доска / пауза: Показать пункты плана на слайде.</w:t>
       </w:r>
     </w:p>
     <w:p>
@@ -168,7 +181,7 @@
           <w:b w:val="0"/>
           <w:sz w:val="22"/>
         </w:rPr>
-        <w:t>План будет таким.</w:t>
+        <w:t>План на один академический час — ориентир 35–40 минут с работой у доски.</w:t>
       </w:r>
     </w:p>
     <w:p>
@@ -181,7 +194,7 @@
           <w:b w:val="0"/>
           <w:sz w:val="22"/>
         </w:rPr>
-        <w:t>Первое. Связь с Главой 2: ещё раз про плотность мощности I (интенсивность) — на примерах с расчётами на доске.</w:t>
+        <w:t>Первое. Коротко вернёмся к I (интенсивности, плотности мощности) = P / S из Лекции 2 — два численных сценария для масштаба величин.</w:t>
       </w:r>
     </w:p>
     <w:p>
@@ -194,7 +207,7 @@
           <w:b w:val="0"/>
           <w:sz w:val="22"/>
         </w:rPr>
-        <w:t>Второе. Как работает линза: закон преломления Снеллиуса — базовая формула с расшифровкой.</w:t>
+        <w:t>Второе. Два языка описания: лучи и волны. Где работает геометрическая оптика и где проявляется дифракция.</w:t>
       </w:r>
     </w:p>
     <w:p>
@@ -207,7 +220,7 @@
           <w:b w:val="0"/>
           <w:sz w:val="22"/>
         </w:rPr>
-        <w:t>Третье. Формула №1: размер пятна d (диаметр пятна). От чего он зависит и почему вы не можете сделать его 1 мкм на вашем станке. Введём понятие числовой апертуры (NA).</w:t>
+        <w:t>Третье. Формула №1: размер пятна d (диаметр) ≈ λ (лямбда, длина волны) / NA (Numerical Aperture — числовая апертура).</w:t>
       </w:r>
     </w:p>
     <w:p>
@@ -220,7 +233,7 @@
           <w:b w:val="0"/>
           <w:sz w:val="22"/>
         </w:rPr>
-        <w:t>Четвёртое. Формула №2: глубина резкости (DOF). Почему уменьшение пятна требует идеально ровного слоя порошка. Разберём три случая — NA (числовая апертура) = 0,1, 0,4 и 0,5.</w:t>
+        <w:t>Четвёртое. Оптический тракт СЛП (селективного лазерного плавления): от волокна до порошка — F-θ (читается «эф-тета», плоскополевая фокусирующая линза), гальво-зеркала, защитное стекло.</w:t>
       </w:r>
     </w:p>
     <w:p>
@@ -233,7 +246,33 @@
           <w:b w:val="0"/>
           <w:sz w:val="22"/>
         </w:rPr>
-        <w:t>Пятое. Формула №3: качество пучка M² (параметр «эм-квадрат»). Почему плохой пучок сводит на нет все преимущества хорошей оптики.</w:t>
+        <w:t>Пятое. Формула №2: глубина резкости DOF (Depth of Focus) ≈ λ / NA² и три практических случая.</w:t>
+      </w:r>
+    </w:p>
+    <w:p>
+      <w:pPr>
+        <w:spacing w:after="120" w:before="0"/>
+      </w:pPr>
+      <w:r>
+        <w:rPr>
+          <w:rFonts w:ascii="Times New Roman" w:hAnsi="Times New Roman"/>
+          <w:b w:val="0"/>
+          <w:sz w:val="22"/>
+        </w:rPr>
+        <w:t>Шестое. Практика: положение фокуса, смещение по оси z (z-offset — «зет-офсет», сдвиг фокуса по высоте), загрязнение оптики.</w:t>
+      </w:r>
+    </w:p>
+    <w:p>
+      <w:pPr>
+        <w:spacing w:after="120" w:before="0"/>
+      </w:pPr>
+      <w:r>
+        <w:rPr>
+          <w:rFonts w:ascii="Times New Roman" w:hAnsi="Times New Roman"/>
+          <w:b w:val="0"/>
+          <w:sz w:val="22"/>
+        </w:rPr>
+        <w:t>Седьмое. Формула №3: качество пучка M² (читается «эм-квадрат») и итоги — связь с выбором волоконного лазера из Лекции 3.</w:t>
       </w:r>
     </w:p>
     <w:p>
@@ -259,7 +298,7 @@
           <w:b w:val="0"/>
           <w:sz w:val="20"/>
         </w:rPr>
-        <w:t>01:40 – 08:18 (стенка 6,6 мин = чтение 2,1 мин + доска/паузы 4,5 мин)</w:t>
+        <w:t>01:57 – 07:07 (стенка 5,2 мин = чтение 1,7 мин + доска/паузы 3,5 мин)</w:t>
       </w:r>
     </w:p>
     <w:p>
@@ -272,7 +311,7 @@
           <w:b w:val="0"/>
           <w:sz w:val="20"/>
         </w:rPr>
-        <w:t>Доска / пауза: Доска: I = P/S; сценарий 1 (d = 1 мм) и сценарий 2 (d = 50 мкм); сравнение 25 кВт/см² и 10 МВт/см².</w:t>
+        <w:t>Доска / пауза: Доска: I = P/S; сценарий 1 (d = 1 мм) и сценарий 2 (d = 50 мкм); ×400.</w:t>
       </w:r>
     </w:p>
     <w:p>
@@ -285,7 +324,7 @@
           <w:b w:val="0"/>
           <w:sz w:val="22"/>
         </w:rPr>
-        <w:t>Давайте вспомним ключевое понятие из Главы 2 — плотность мощности, или интенсивность I (интенсивность, плотность мощности). Это отношение мощности лазера P (мощность) к площади пятна S (площадь): I = P / S.</w:t>
+        <w:t>В СЛП (селективном лазерном плавлении) металл плавится не от мощности «вообще», а от плотности мощности — сколько ватт приходится на каждый квадратный сантиметр пятна. Это мы уже фиксировали в Лекции 2. Формула: I (интенсивность, плотность мощности) = P (мощность лазера) / S (площадь пятна).</w:t>
       </w:r>
     </w:p>
     <w:p>
@@ -298,7 +337,7 @@
           <w:b w:val="0"/>
           <w:sz w:val="22"/>
         </w:rPr>
-        <w:t>Размерность I (интенсивности): ватт на квадратный сантиметр (Вт/см²) или ватт на квадратный миллиметр (Вт/мм²).</w:t>
+        <w:t>Размерность I (интенсивности): Вт/см² или Вт/мм². Оптика не создаёт энергию — она меняет S (площадь).</w:t>
       </w:r>
     </w:p>
     <w:p>
@@ -311,7 +350,7 @@
           <w:b w:val="0"/>
           <w:sz w:val="22"/>
         </w:rPr>
-        <w:t>Теперь — два сценария. Я буду писать расчёты на доске.</w:t>
+        <w:t>Сценарий 1. Без фокусировки. d (диаметр пятна) = 1 мм = 0,1 см. Площадь круга S (площадь) = π (d/2)² = π (0,05)² ≈ 0,00785 см² ≈ 0,008 см².</w:t>
       </w:r>
     </w:p>
     <w:p>
@@ -324,7 +363,7 @@
           <w:b w:val="0"/>
           <w:sz w:val="22"/>
         </w:rPr>
-        <w:t>Сценарий 1. Без фокусировки. Пусть диаметр пятна d (диаметр) = 1 мм. Переводим в сантиметры: 1 мм = 0,1 см. Площадь круга: S (площадь) = π (d/2)² = π (0,05)² ≈ 3,14 · 0,0025 = 0,00785 см². Округлим до 0,008 см².</w:t>
+        <w:t>P (мощность) = 200 Вт. Тогда I (интенсивность) = 200 / 0,008 = 25 000 Вт/см² = 25 кВт/см². Металл нагреется, может покраснеть — стабильного расплава для печати обычно нет.</w:t>
       </w:r>
     </w:p>
     <w:p>
@@ -337,7 +376,7 @@
           <w:b w:val="0"/>
           <w:sz w:val="22"/>
         </w:rPr>
-        <w:t>Мощность лазера P (мощность) = 200 Вт. Плотность мощности: I (интенсивность) = 200 / 0,008 = 25 000 Вт/см² = 25 кВт/см².</w:t>
+        <w:t>Сценарий 2. Та же мощность P, но пятно d (диаметр) = 50 мкм = 0,005 см, радиус r = 0,0025 см. S (площадь) = π r² ≈ 3,14 · 6,25·10⁻⁶ ≈ 2·10⁻⁵ см².</w:t>
       </w:r>
     </w:p>
     <w:p>
@@ -350,7 +389,7 @@
           <w:b w:val="0"/>
           <w:sz w:val="22"/>
         </w:rPr>
-        <w:t>Что произойдёт с металлом при I (интенсивности) = 25 кВт/см²? Он нагреется, может даже покраснеть. Но стабильного расплава не будет — слишком мало энергии на единицу площади.</w:t>
+        <w:t>I (интенсивность) = 200 / (2·10⁻⁵) = 10⁷ Вт/см² = 10 МВт/см². Это примерно в 400 раз выше, чем в первом сценарии.</w:t>
       </w:r>
     </w:p>
     <w:p>
@@ -363,7 +402,46 @@
           <w:b w:val="0"/>
           <w:sz w:val="22"/>
         </w:rPr>
-        <w:t>Сценарий 2. С фокусировкой. Ставим линзу и сжимаем луч в пятно d (диаметр) = 50 мкм. Переводим: 50 мкм = 0,005 см. Радиус r = 0,0025 см.</w:t>
+        <w:t>Вывод для нас, как инженеров: показание мощности на пульте — ещё не всё. Главный усилитель станка — оптика, которая сжимает энергию в пространстве, уменьшая S (площадь пятна). Дальше вопрос физики: почему нельзя сжать пятно до нуля? Здесь геометрическая модель «лучи сходятся в точку» перестаёт быть достаточной.</w:t>
+      </w:r>
+    </w:p>
+    <w:p>
+      <w:pPr>
+        <w:spacing w:after="40" w:before="0"/>
+      </w:pPr>
+      <w:r>
+        <w:rPr>
+          <w:rFonts w:ascii="Times New Roman" w:hAnsi="Times New Roman"/>
+          <w:b/>
+          <w:sz w:val="24"/>
+        </w:rPr>
+        <w:t>СЛАЙД: 4. ДВА ЯЗЫКА ОПТИКИ: ЛУЧИ И ВОЛНЫ</w:t>
+      </w:r>
+    </w:p>
+    <w:p>
+      <w:pPr>
+        <w:spacing w:after="80" w:before="0"/>
+      </w:pPr>
+      <w:r>
+        <w:rPr>
+          <w:rFonts w:ascii="Times New Roman" w:hAnsi="Times New Roman"/>
+          <w:b w:val="0"/>
+          <w:sz w:val="20"/>
+        </w:rPr>
+        <w:t>07:07 – 11:29 (стенка 4,4 мин = чтение 1,9 мин + доска/паузы 2,5 мин)</w:t>
+      </w:r>
+    </w:p>
+    <w:p>
+      <w:pPr>
+        <w:spacing w:after="120" w:before="0"/>
+      </w:pPr>
+      <w:r>
+        <w:rPr>
+          <w:rFonts w:ascii="Times New Roman" w:hAnsi="Times New Roman"/>
+          <w:b w:val="0"/>
+          <w:sz w:val="20"/>
+        </w:rPr>
+        <w:t>Доска / пауза: Доска: слева лучи → «точка»; справа апертура и дифракционное пятно; слово «интерференция» — как сложение волн в фокусе.</w:t>
       </w:r>
     </w:p>
     <w:p>
@@ -376,7 +454,7 @@
           <w:b w:val="0"/>
           <w:sz w:val="22"/>
         </w:rPr>
-        <w:t>Площадь: S (площадь) = π r² = 3,14 · (0,0025)² = 3,14 · 6,25·10⁻⁶ ≈ 1,96·10⁻⁵ см². Округлим до 2·10⁻⁵ см².</w:t>
+        <w:t>В Лекции 2 мы говорили о корпускулярно-волновом дуализме: иногда удобнее думать о фотонах и энергии, иногда — о волне. В оптике лазерного станка нужна та же двойственность — уже в инженерной постановке.</w:t>
       </w:r>
     </w:p>
     <w:p>
@@ -389,7 +467,7 @@
           <w:b w:val="0"/>
           <w:sz w:val="22"/>
         </w:rPr>
-        <w:t>I (интенсивность) = 200 / (2·10⁻⁵) = 10 000 000 Вт/см² = 10 МВт/см². Это в 400 раз выше, чем в первом сценарии!</w:t>
+        <w:t>Геометрическая оптика описывает свет лучами. Луч распространяется прямолинейно, на границах сред отражается и преломляется. Этим описанием мы уже пользовались: зеркала, линза, фокус. Для коллиматора (устройства, делающего пучок почти параллельным), гальво-зеркал (гальванометрических зеркал сканера) и общей схемы оптического тракта этого достаточно.</w:t>
       </w:r>
     </w:p>
     <w:p>
@@ -402,7 +480,7 @@
           <w:b w:val="0"/>
           <w:sz w:val="22"/>
         </w:rPr>
-        <w:t>Вывод: одна и та же мощность P (мощность), но результат кардинально разный. Вся магия — в линзе. Она не создаёт энергию, она её сжимает в пространстве. Поэтому оптика — главный усилитель лазерного станка.</w:t>
+        <w:t>Вблизи фокуса геометрическая модель даёт неполный ответ. Она предсказывает математическую точку. Реальный свет — электромагнитная волна с длиной волны λ (лямбда, λ). Волна проходит через конечную апертуру (световой диаметр) линзы не как идеальный луч: у краёв апертуры возникает дифракция — перераспределение энергии, и в фокусе образуется пятно конечного размера d (диаметра).</w:t>
       </w:r>
     </w:p>
     <w:p>
@@ -415,46 +493,7 @@
           <w:b w:val="0"/>
           <w:sz w:val="22"/>
         </w:rPr>
-        <w:t>Вопрос: почему мы не можем сжать луч в бесконечно маленькое пятно d (диаметр)? Потому что есть физические ограничения — дифракция и глубина резкости (DOF). Об этом дальше.</w:t>
-      </w:r>
-    </w:p>
-    <w:p>
-      <w:pPr>
-        <w:spacing w:after="40" w:before="0"/>
-      </w:pPr>
-      <w:r>
-        <w:rPr>
-          <w:rFonts w:ascii="Times New Roman" w:hAnsi="Times New Roman"/>
-          <w:b/>
-          <w:sz w:val="24"/>
-        </w:rPr>
-        <w:t>СЛАЙД: 4. ЗАКОН СНЕЛЛИУСА — КАК РАБОТАЕТ ЛИНЗА</w:t>
-      </w:r>
-    </w:p>
-    <w:p>
-      <w:pPr>
-        <w:spacing w:after="80" w:before="0"/>
-      </w:pPr>
-      <w:r>
-        <w:rPr>
-          <w:rFonts w:ascii="Times New Roman" w:hAnsi="Times New Roman"/>
-          <w:b w:val="0"/>
-          <w:sz w:val="20"/>
-        </w:rPr>
-        <w:t>08:18 – 12:49 (стенка 4,5 мин = чтение 1,5 мин + доска/паузы 3 мин)</w:t>
-      </w:r>
-    </w:p>
-    <w:p>
-      <w:pPr>
-        <w:spacing w:after="120" w:before="0"/>
-      </w:pPr>
-      <w:r>
-        <w:rPr>
-          <w:rFonts w:ascii="Times New Roman" w:hAnsi="Times New Roman"/>
-          <w:b w:val="0"/>
-          <w:sz w:val="20"/>
-        </w:rPr>
-        <w:t>Доска / пауза: Доска: n1 sin θ¹ = n2 sin θ²; расшифровка n, θ; схема фокуса.</w:t>
+        <w:t>Дифракция — не дефект оборудования, а фундаментальный предел. Чем меньшее пятно мы стремимся получить, тем заметнее проявляется волновая природа света.</w:t>
       </w:r>
     </w:p>
     <w:p>
@@ -467,7 +506,7 @@
           <w:b w:val="0"/>
           <w:sz w:val="22"/>
         </w:rPr>
-        <w:t>Теперь — как линза вообще работает. В основе лежит закон преломления Снеллиуса. Это базовая формула, которую полезно знать, даже если вы не будете её использовать для расчётов.</w:t>
+        <w:t>С понятием интерференции здесь можно обойтись без сложных формул. В фокальной плоскости волны, пришедшие от разных частей апертуры, складываются: где фазы согласованы — яркое ядро пятна, где фазы расходятся — спад интенсивности I к краям. Дифракционная картина в фокусе — результат такого сложения волн.</w:t>
       </w:r>
     </w:p>
     <w:p>
@@ -480,7 +519,7 @@
           <w:b w:val="0"/>
           <w:sz w:val="22"/>
         </w:rPr>
-        <w:t>n1 · sin(θ¹) = n2 · sin(θ²).</w:t>
+        <w:t>Почему лазер здесь особенно удобен? В Лекции 3 мы видели: лазерное излучение узкополосное и обладает высокой степенью когерентности — фазы волн связаны между собой. Поэтому фокусировка предсказуема, а пятно воспроизводимо от слоя к слою. У теплового источника вроде лампы такой же степени сжатия излучения в пятно добиться нельзя.</w:t>
       </w:r>
     </w:p>
     <w:p>
@@ -493,85 +532,7 @@
           <w:b w:val="0"/>
           <w:sz w:val="22"/>
         </w:rPr>
-        <w:t>Расшифровка символов. n1 (показатель преломления первой среды) — например, воздуха. У воздуха n ≈ 1,0003, обычно принимают n = 1.</w:t>
-      </w:r>
-    </w:p>
-    <w:p>
-      <w:pPr>
-        <w:spacing w:after="120" w:before="0"/>
-      </w:pPr>
-      <w:r>
-        <w:rPr>
-          <w:rFonts w:ascii="Times New Roman" w:hAnsi="Times New Roman"/>
-          <w:b w:val="0"/>
-          <w:sz w:val="22"/>
-        </w:rPr>
-        <w:t>n2 (показатель преломления второй среды) — например, стекла линзы. У кварцевого стекла n ≈ 1,45–1,5.</w:t>
-      </w:r>
-    </w:p>
-    <w:p>
-      <w:pPr>
-        <w:spacing w:after="120" w:before="0"/>
-      </w:pPr>
-      <w:r>
-        <w:rPr>
-          <w:rFonts w:ascii="Times New Roman" w:hAnsi="Times New Roman"/>
-          <w:b w:val="0"/>
-          <w:sz w:val="22"/>
-        </w:rPr>
-        <w:t>θ¹ — угол падения луча, отсчитанный от перпендикуляра (нормали) к поверхности. θ² — угол преломления, тоже от нормали.</w:t>
-      </w:r>
-    </w:p>
-    <w:p>
-      <w:pPr>
-        <w:spacing w:after="120" w:before="0"/>
-      </w:pPr>
-      <w:r>
-        <w:rPr>
-          <w:rFonts w:ascii="Times New Roman" w:hAnsi="Times New Roman"/>
-          <w:b w:val="0"/>
-          <w:sz w:val="22"/>
-        </w:rPr>
-        <w:t>Показатель преломления n — это отношение скорости света в вакууме c к скорости света в среде v: n = c / v.</w:t>
-      </w:r>
-    </w:p>
-    <w:p>
-      <w:pPr>
-        <w:spacing w:after="120" w:before="0"/>
-      </w:pPr>
-      <w:r>
-        <w:rPr>
-          <w:rFonts w:ascii="Times New Roman" w:hAnsi="Times New Roman"/>
-          <w:b w:val="0"/>
-          <w:sz w:val="22"/>
-        </w:rPr>
-        <w:t>Физический смысл: когда свет переходит из среды с меньшим n (показателем преломления) в среду с большим n, он притягивается к нормали: θ² &lt; θ¹. Когда выходит из стекла в воздух — наоборот, отклоняется от нормали.</w:t>
-      </w:r>
-    </w:p>
-    <w:p>
-      <w:pPr>
-        <w:spacing w:after="120" w:before="0"/>
-      </w:pPr>
-      <w:r>
-        <w:rPr>
-          <w:rFonts w:ascii="Times New Roman" w:hAnsi="Times New Roman"/>
-          <w:b w:val="0"/>
-          <w:sz w:val="22"/>
-        </w:rPr>
-        <w:t>Как это создаёт линзу? Линза — кусок стекла с изогнутыми поверхностями. Лучи через края встречают поверхность под большим углом и преломляются сильнее. Лучи через центр — слабее. В результате все лучи собираются в одну точку — фокус.</w:t>
-      </w:r>
-    </w:p>
-    <w:p>
-      <w:pPr>
-        <w:spacing w:after="120" w:before="0"/>
-      </w:pPr>
-      <w:r>
-        <w:rPr>
-          <w:rFonts w:ascii="Times New Roman" w:hAnsi="Times New Roman"/>
-          <w:b w:val="0"/>
-          <w:sz w:val="22"/>
-        </w:rPr>
-        <w:t>Вывод: разница показателей преломления Δn (разность показателей преломления) на границе линзы определяет, насколько сильно она может преломить луч. Чем больше Δn, тем сильнее фокусировка и тем короче фокусное расстояние.</w:t>
+        <w:t>Итог раздела: геометрическая оптика описывает путь луча по станку; физическая (волновая) оптика — конечный размер пятна. Дальше — рабочие формулы.</w:t>
       </w:r>
     </w:p>
     <w:p>
@@ -597,7 +558,7 @@
           <w:b w:val="0"/>
           <w:sz w:val="20"/>
         </w:rPr>
-        <w:t>12:49 – 19:31 (стенка 6,7 мин = чтение 1,7 мин + доска/паузы 5 мин)</w:t>
+        <w:t>11:29 – 16:59 (стенка 5,5 мин = чтение 2 мин + доска/паузы 3,5 мин)</w:t>
       </w:r>
     </w:p>
     <w:p>
@@ -610,7 +571,7 @@
           <w:b w:val="0"/>
           <w:sz w:val="20"/>
         </w:rPr>
-        <w:t>Доска / пауза: Доска: d ~ λ/NA; примеры NA = 0,1 и NA = 0,4; NA = n sin θ.</w:t>
+        <w:t>Доска / пауза: Доска: d ~ λ/NA; NA = n sin θ; примеры 0,1 и 0,4; оговорка: оценка порядка величины.</w:t>
       </w:r>
     </w:p>
     <w:p>
@@ -623,7 +584,7 @@
           <w:b w:val="0"/>
           <w:sz w:val="22"/>
         </w:rPr>
-        <w:t>Теперь переходим к главному ограничению — дифракционному пределу. Даже идеальная линза не может собрать свет в математическую точку. Минимальный диаметр пятна определяется формулой: d (диаметр) ≈ λ (длина волны) / NA (числовая апертура).</w:t>
+        <w:t>Минимальный диаметр пятна для идеального пучка оценивают формулой: d (диаметр пятна) ≈ λ (лямбда, длина волны) / NA (Numerical Aperture — числовая апертура). Это оценка порядка величины дифракционного предела — удобная для инженерных оценок, но не замена полного расчёта дифракции.</w:t>
       </w:r>
     </w:p>
     <w:p>
@@ -636,7 +597,7 @@
           <w:b w:val="0"/>
           <w:sz w:val="22"/>
         </w:rPr>
-        <w:t>Расшифровка символов. d — диаметр пятна в фокусе (в микрометрах). Это минимальный размер, который может дать данная оптика.</w:t>
+        <w:t>d — характерный диаметр пятна в фокусе. λ (λ) — длина волны. Для типичного волоконного лазера СЛП (селективного лазерного плавления) берём λ = 1,07 мкм (около 1070 нм — см. шкалу из Лекции 4).</w:t>
       </w:r>
     </w:p>
     <w:p>
@@ -649,7 +610,7 @@
           <w:b w:val="0"/>
           <w:sz w:val="22"/>
         </w:rPr>
-        <w:t>λ (лямбда, λ) — длина волны лазера. Для волоконного лазера λ = 1,07 мкм.</w:t>
+        <w:t>NA (числовая апертура) — безразмерная величина. NA = n · sin(θ), где n — показатель преломления среды между оптикой и деталью (в воздухе n ≈ 1), θ (тета) — половина угла схождения конуса лучей к фокусу.</w:t>
       </w:r>
     </w:p>
     <w:p>
@@ -662,7 +623,7 @@
           <w:b w:val="0"/>
           <w:sz w:val="22"/>
         </w:rPr>
-        <w:t>NA — числовая апертура (безразмерная величина, от 0 до 1). Мера того, насколько широкий конус света собирает линза.</w:t>
+        <w:t>Смысл NA (числовой апертуры): насколько круто сходится световой конус. Больше угол θ — больше NA — меньше пятно d. Широкий пучок на линзе при том же фокусном расстоянии даёт больший θ (тета) и больший NA.</w:t>
       </w:r>
     </w:p>
     <w:p>
@@ -675,7 +636,7 @@
           <w:b w:val="0"/>
           <w:sz w:val="22"/>
         </w:rPr>
-        <w:t>Что такое числовая апертура? NA = n · sin(θ), где n — показатель преломления среды (в воздухе n = 1), θ — половина угла схождения конуса лучей.</w:t>
+        <w:t>Пример 1. NA = 0,1 — порядок, характерный для многих промышленных F-θ объективов (читается «эф-тета»; плоскополевая линза, которая фокусирует луч по плоскому полю сканирования). d ≈ 1,07 / 0,1 = 10,7 мкм. Это идеал при M² (параметре качества пучка, «эм-квадрат») = 1; реальное пятно будет больше.</w:t>
       </w:r>
     </w:p>
     <w:p>
@@ -688,7 +649,7 @@
           <w:b w:val="0"/>
           <w:sz w:val="22"/>
         </w:rPr>
-        <w:t>Простыми словами: чем больше NA (числовая апертура), тем круче лучи сходятся в фокус и тем меньше пятно d (диаметр).</w:t>
+        <w:t>Пример 2. NA = 0,4. d ≈ 1,07 / 0,4 = 2,7 мкм. Казалось бы, можно взять оптику с большой NA и получить микронное разрешение. Но размер пятна — только часть задачи. Вторая часть — глубина резкости DOF (Depth of Focus), о которой речь дальше.</w:t>
       </w:r>
     </w:p>
     <w:p>
@@ -701,7 +662,46 @@
           <w:b w:val="0"/>
           <w:sz w:val="22"/>
         </w:rPr>
-        <w:t>Пример 1. Типичная линза для СЛП. NA (числовая апертура) = 0,1 — характерно для многих F-θ линз (телецентрических объективов). По-русски — «эф-тета линза». Пятно d остаётся круглым по всей рабочей области (например, 250×250 мм).</w:t>
+        <w:t>Практическое замечание. На станках часто указывают рабочее пятно 40–80 мкм. Это не противоречие формуле d ≈ λ / NA: рабочий размер задают конструкцией тракта, диаметром пучка, фокусным расстоянием и фактическим M² (качеством пучка). Дифракционный предел — нижняя физическая граница возможного, а не обязательная заводская настройка.</w:t>
+      </w:r>
+    </w:p>
+    <w:p>
+      <w:pPr>
+        <w:spacing w:after="40" w:before="0"/>
+      </w:pPr>
+      <w:r>
+        <w:rPr>
+          <w:rFonts w:ascii="Times New Roman" w:hAnsi="Times New Roman"/>
+          <w:b/>
+          <w:sz w:val="24"/>
+        </w:rPr>
+        <w:t>СЛАЙД: 6. ОПТИЧЕСКИЙ ТРАКТ СЛП-СТАНКА</w:t>
+      </w:r>
+    </w:p>
+    <w:p>
+      <w:pPr>
+        <w:spacing w:after="80" w:before="0"/>
+      </w:pPr>
+      <w:r>
+        <w:rPr>
+          <w:rFonts w:ascii="Times New Roman" w:hAnsi="Times New Roman"/>
+          <w:b w:val="0"/>
+          <w:sz w:val="20"/>
+        </w:rPr>
+        <w:t>16:59 – 21:15 (стенка 4,3 мин = чтение 1,8 мин + доска/паузы 2,5 мин)</w:t>
+      </w:r>
+    </w:p>
+    <w:p>
+      <w:pPr>
+        <w:spacing w:after="120" w:before="0"/>
+      </w:pPr>
+      <w:r>
+        <w:rPr>
+          <w:rFonts w:ascii="Times New Roman" w:hAnsi="Times New Roman"/>
+          <w:b w:val="0"/>
+          <w:sz w:val="20"/>
+        </w:rPr>
+        <w:t>Доска / пауза: Доска/схема: волокно → коллиматор → гальво → F-θ («эф-тета») → защитное стекло → порошок.</w:t>
       </w:r>
     </w:p>
     <w:p>
@@ -714,7 +714,7 @@
           <w:b w:val="0"/>
           <w:sz w:val="22"/>
         </w:rPr>
-        <w:t>Подставляем: d (диаметр) ≈ 1,07 / 0,1 = 10,7 мкм. Это идеальный расчёт. Реальный размер будет больше из-за качества пучка M² — об этом в конце лекции.</w:t>
+        <w:t>Перенесём формулы на конструкцию станка. Упрощённый оптический тракт промышленного СЛП (селективного лазерного плавления) выглядит так.</w:t>
       </w:r>
     </w:p>
     <w:p>
@@ -727,7 +727,85 @@
           <w:b w:val="0"/>
           <w:sz w:val="22"/>
         </w:rPr>
-        <w:t>Пример 2. Более сильная линза: NA (числовая апертура) = 0,4. Тогда d (диаметр) ≈ 1,07 / 0,4 = 2,7 мкм. Казалось бы — берём такую линзу и печатаем с разрешением 3 мкм! Но не всё так просто. Есть вторая формула, которая всё портит.</w:t>
+        <w:t>Волоконный лазер — источник излучения. Излучение идёт по оптическому волокну: это и доставка мощности, и сохранение хорошего качества пучка M² (малого «эм-квадрат»).</w:t>
+      </w:r>
+    </w:p>
+    <w:p>
+      <w:pPr>
+        <w:spacing w:after="120" w:before="0"/>
+      </w:pPr>
+      <w:r>
+        <w:rPr>
+          <w:rFonts w:ascii="Times New Roman" w:hAnsi="Times New Roman"/>
+          <w:b w:val="0"/>
+          <w:sz w:val="22"/>
+        </w:rPr>
+        <w:t>Коллиматор — линза или блок, который превращает расходящийся пучок из волокна в почти параллельный. Здесь геометрическая оптика применяется напрямую: параллельность нужна, чтобы дальше корректно работали сканеры и F-θ линза (читается «эф-тета» — плоскополевая фокусирующая линза сканирующей системы).</w:t>
+      </w:r>
+    </w:p>
+    <w:p>
+      <w:pPr>
+        <w:spacing w:after="120" w:before="0"/>
+      </w:pPr>
+      <w:r>
+        <w:rPr>
+          <w:rFonts w:ascii="Times New Roman" w:hAnsi="Times New Roman"/>
+          <w:b w:val="0"/>
+          <w:sz w:val="22"/>
+        </w:rPr>
+        <w:t>Гальванометрические зеркала — гальво (от англ. galvo). Два зеркала быстро отклоняют пучок по осям X и Y (горизонтальным направлениям в плоскости сканирования). Они задают траекторию сканирования, а не сам механизм плавления.</w:t>
+      </w:r>
+    </w:p>
+    <w:p>
+      <w:pPr>
+        <w:spacing w:after="120" w:before="0"/>
+      </w:pPr>
+      <w:r>
+        <w:rPr>
+          <w:rFonts w:ascii="Times New Roman" w:hAnsi="Times New Roman"/>
+          <w:b w:val="0"/>
+          <w:sz w:val="22"/>
+        </w:rPr>
+        <w:t>F-θ линза («эф-тета»). Её задача — на большом поле, например 250×250 мм, удерживать пятно по возможности круглым и обеспечивать предсказуемую связь угла отклонения зеркал со скоростью перемещения пятна по плоскости. Без такой линзы на краю поля пятно сильно искажается, а I (интенсивность, плотность мощности) становится неоднородной по полю.</w:t>
+      </w:r>
+    </w:p>
+    <w:p>
+      <w:pPr>
+        <w:spacing w:after="120" w:before="0"/>
+      </w:pPr>
+      <w:r>
+        <w:rPr>
+          <w:rFonts w:ascii="Times New Roman" w:hAnsi="Times New Roman"/>
+          <w:b w:val="0"/>
+          <w:sz w:val="22"/>
+        </w:rPr>
+        <w:t>Защитное стекло — последний прозрачный элемент перед рабочей камерой. Оно расходное: принимает брызги и пыль. Загрязнённое стекло поглощает часть мощности P, нагревается и начинает действовать как нежелательная линза: фокус смещается, пятно d растёт, стабильность процесса падает.</w:t>
+      </w:r>
+    </w:p>
+    <w:p>
+      <w:pPr>
+        <w:spacing w:after="120" w:before="0"/>
+      </w:pPr>
+      <w:r>
+        <w:rPr>
+          <w:rFonts w:ascii="Times New Roman" w:hAnsi="Times New Roman"/>
+          <w:b w:val="0"/>
+          <w:sz w:val="22"/>
+        </w:rPr>
+        <w:t>И только затем — слой порошка. Вся цепочка нужна для одного: доставить на поверхность заданные d (диаметр пятна) и I (интенсивность), стабильно, слой за слоем.</w:t>
+      </w:r>
+    </w:p>
+    <w:p>
+      <w:pPr>
+        <w:spacing w:after="120" w:before="0"/>
+      </w:pPr>
+      <w:r>
+        <w:rPr>
+          <w:rFonts w:ascii="Times New Roman" w:hAnsi="Times New Roman"/>
+          <w:b w:val="0"/>
+          <w:sz w:val="22"/>
+        </w:rPr>
+        <w:t>Практический вывод: если процесс стал нестабильным, проверяйте не только мощность и скорость сканирования, но и оптику — загрязнение, юстировку, положение фокуса.</w:t>
       </w:r>
     </w:p>
     <w:p>
@@ -740,7 +818,7 @@
           <w:b/>
           <w:sz w:val="24"/>
         </w:rPr>
-        <w:t>СЛАЙД: 6. ГЛУБИНА РЕЗКОСТИ (ФОРМУЛА №2) И ТРИ СЛУЧАЯ</w:t>
+        <w:t>СЛАЙД: 7. ГЛУБИНА РЕЗКОСТИ (ФОРМУЛА №2) И ТРИ СЛУЧАЯ</w:t>
       </w:r>
     </w:p>
     <w:p>
@@ -753,7 +831,7 @@
           <w:b w:val="0"/>
           <w:sz w:val="20"/>
         </w:rPr>
-        <w:t>19:31 – 34:53 (стенка 15,4 мин = чтение 3,4 мин + доска/паузы 12 мин)</w:t>
+        <w:t>21:15 – 29:01 (стенка 7,8 мин = чтение 1,8 мин + доска/паузы 6 мин)</w:t>
       </w:r>
     </w:p>
     <w:p>
@@ -766,7 +844,7 @@
           <w:b w:val="0"/>
           <w:sz w:val="20"/>
         </w:rPr>
-        <w:t>Доска / пауза: Доска: DOF ~ λ/NA²; таблица трёх случаев; три причины, почему NA = 0,5 не для СЛП.</w:t>
+        <w:t>Доска / пауза: Доска: DOF ~ λ/NA²; таблица A/B/C; почему NA = 0,5 не для СЛП.</w:t>
       </w:r>
     </w:p>
     <w:p>
@@ -779,7 +857,7 @@
           <w:b w:val="0"/>
           <w:sz w:val="22"/>
         </w:rPr>
-        <w:t>Глубина резкости DOF (Depth of Focus) — расстояние вдоль оси луча, в пределах которого диаметр пятна d (диаметр) остаётся примерно таким же, как в фокусе. Если выйдете за этот диапазон, пятно увеличится, I (интенсивность, плотность мощности) упадёт, процесс плавления сорвётся.</w:t>
+        <w:t>Глубина резкости DOF (Depth of Focus, буквально «глубина фокуса») — отрезок вдоль оси пучка, в пределах которого диаметр пятна d ещё близок к минимальному. Если выйти из этого интервала — пятно увеличивается, I (интенсивность, плотность мощности) падает, проплав становится нестабильным.</w:t>
       </w:r>
     </w:p>
     <w:p>
@@ -792,7 +870,7 @@
           <w:b w:val="0"/>
           <w:sz w:val="22"/>
         </w:rPr>
-        <w:t>Формула: DOF (глубина резкости) ≈ λ (длина волны) / NA² (числовая апертура в квадрате).</w:t>
+        <w:t>Оценка: DOF ≈ λ (длина волны) / NA² (числовая апертура в квадрате). Снова λ = 1,07 мкм. Обратите внимание: NA (числовая апертура) стоит в квадрате. Уменьшили пятно d примерно вдвое за счёт роста NA — DOF (глубина резкости) упала примерно вчетверо. Это главный оптический компромисс СЛП (селективного лазерного плавления).</w:t>
       </w:r>
     </w:p>
     <w:p>
@@ -805,7 +883,7 @@
           <w:b w:val="0"/>
           <w:sz w:val="22"/>
         </w:rPr>
-        <w:t>Расшифровка. DOF — глубина резкости (в микрометрах). λ — длина волны (1,07 мкм). NA — числовая апертура (в знаменателе в квадрате!).</w:t>
+        <w:t>Случай А. NA = 0,1. d ≈ 10,7 мкм; DOF ≈ 1,07 / 0,01 = 107 мкм ≈ 0,1 мм. При фракции порошка 20–40 мкм неровности слоя порядка десятков микрон всё ещё меньше или сравнимы с этим интервалом DOF. Процесс устойчив к рельефу слоя.</w:t>
       </w:r>
     </w:p>
     <w:p>
@@ -818,7 +896,7 @@
           <w:b w:val="0"/>
           <w:sz w:val="22"/>
         </w:rPr>
-        <w:t>Обратите внимание: NA (числовая апертура) в квадрате в знаменателе. DOF (глубина резкости) падает быстрее, чем размер пятна d (диаметр). Это главный компромисс оптики.</w:t>
+        <w:t>Случай Б. NA = 0,4. d ≈ 2,7 мкм; DOF ≈ 1,07 / 0,16 ≈ 6,7 мкм. Сдвиг поверхности на несколько микрон уже заметно увеличивает пятно. Выравнивать порошковый слой с оптической точностью микронного уровня практически нельзя.</w:t>
       </w:r>
     </w:p>
     <w:p>
@@ -831,7 +909,7 @@
           <w:b w:val="0"/>
           <w:sz w:val="22"/>
         </w:rPr>
-        <w:t>Рассмотрим три случая — от промышленного стандарта до экстремальной оптики.</w:t>
+        <w:t>Случай В. NA = 0,5. d ≈ 2,1 мкм; DOF ≈ 4,3 мкм. Для промышленного СЛП это нереализуемо: рельеф порошка 10–20 мкм больше DOF (глубины резкости), плюс поры между частицами и риск для короткофокусной оптики вблизи пыли.</w:t>
       </w:r>
     </w:p>
     <w:p>
@@ -844,7 +922,46 @@
           <w:b w:val="0"/>
           <w:sz w:val="22"/>
         </w:rPr>
-        <w:t>Случай А. NA (числовая апертура) = 0,1 (типичная промышленная линза): d (диаметр) ≈ 10,7 мкм; DOF (глубина резкости) ≈ 1,07 / 0,01 = 107 мкм ≈ 0,1 мм.</w:t>
+        <w:t>Промышленный выбор: NA ≈ 0,08–0,15. Не потому что нельзя сделать оптику «острее», а потому что слой порошка — не идеально плоская поверхность. Таблица трёх случаев — на слайде.</w:t>
+      </w:r>
+    </w:p>
+    <w:p>
+      <w:pPr>
+        <w:spacing w:after="40" w:before="0"/>
+      </w:pPr>
+      <w:r>
+        <w:rPr>
+          <w:rFonts w:ascii="Times New Roman" w:hAnsi="Times New Roman"/>
+          <w:b/>
+          <w:sz w:val="24"/>
+        </w:rPr>
+        <w:t>СЛАЙД: 8. ФОКУС НА ПРАКТИКЕ: СМЕЩЕНИЕ И ЧИСТОТА ОПТИКИ</w:t>
+      </w:r>
+    </w:p>
+    <w:p>
+      <w:pPr>
+        <w:spacing w:after="80" w:before="0"/>
+      </w:pPr>
+      <w:r>
+        <w:rPr>
+          <w:rFonts w:ascii="Times New Roman" w:hAnsi="Times New Roman"/>
+          <w:b w:val="0"/>
+          <w:sz w:val="20"/>
+        </w:rPr>
+        <w:t>29:01 – 33:05 (стенка 4,1 мин = чтение 1,6 мин + доска/паузы 2,5 мин)</w:t>
+      </w:r>
+    </w:p>
+    <w:p>
+      <w:pPr>
+        <w:spacing w:after="120" w:before="0"/>
+      </w:pPr>
+      <w:r>
+        <w:rPr>
+          <w:rFonts w:ascii="Times New Roman" w:hAnsi="Times New Roman"/>
+          <w:b w:val="0"/>
+          <w:sz w:val="20"/>
+        </w:rPr>
+        <w:t>Доска / пауза: Доска: фокус ниже / в слое / выше; z-offset («зет-офсет»); защитное стекло.</w:t>
       </w:r>
     </w:p>
     <w:p>
@@ -857,7 +974,7 @@
           <w:b w:val="0"/>
           <w:sz w:val="22"/>
         </w:rPr>
-        <w:t>На практике: при NA (числовой апертуре) = 0,1 DOF (глубина резкости) около 0,1 мм. Если порошковый слой имеет неровности ±0,05 мм (типично для фракции 20–40 мкм), пятно d остаётся стабильным. Процесс устойчив.</w:t>
+        <w:t>Формулы для NA (числовой апертуры) и DOF (глубины резкости, Depth of Focus) прямо связаны с ежедневными настройками станка. Положение фокуса относительно слоя порошка задают смещением по оси z (ось z — вертикаль, перпендикуляр к плоскости слоя) или, в терминах ПО станка, z-offset (читается «зет-офсет» — сдвиг фокуса по высоте относительно поверхности).</w:t>
       </w:r>
     </w:p>
     <w:p>
@@ -870,7 +987,7 @@
           <w:b w:val="0"/>
           <w:sz w:val="22"/>
         </w:rPr>
-        <w:t>Случай Б. NA (числовая апертура) = 0,4 (короткофокусная лабораторная оптика): d (диаметр) ≈ 2,7 мкм; DOF (глубина резкости) ≈ 1,07 / 0,16 ≈ 6,7 мкм.</w:t>
+        <w:t>Фокус в плоскости слоя — базовый случай: минимальное пятно d на поверхности, максимальная I (интенсивность, плотность мощности) у порошка.</w:t>
       </w:r>
     </w:p>
     <w:p>
@@ -883,7 +1000,7 @@
           <w:b w:val="0"/>
           <w:sz w:val="22"/>
         </w:rPr>
-        <w:t>DOF (глубина резкости) всего 6,7 мкм. Как только порошок поднимется или опустится на 3–5 мкм, пятно d (диаметр) начнёт заметно увеличиваться. При смещении на 7 мкм I (интенсивность, плотность мощности) упадёт в 4 раза. Пришлось бы выравнивать слой с точностью до пары микрон — с порошком 20–40 мкм это невозможно.</w:t>
+        <w:t>Фокус чуть выше или ниже слоя — пятно на поверхности больше. Иногда это делают намеренно: шире ванна расплава, иные градиенты температуры, другая стратегия шва. Но это всегда обмен параметрами: меняются d (диаметр) и I (интенсивность). Без понимания DOF (глубины резкости) произвольное смещение фокуса приводит к плохо воспроизводимому результату.</w:t>
       </w:r>
     </w:p>
     <w:p>
@@ -896,7 +1013,7 @@
           <w:b w:val="0"/>
           <w:sz w:val="22"/>
         </w:rPr>
-        <w:t>Закономерный вопрос: «А что, если взять линзу ещё круче — NA (числовая апертура) = 0,5? Пятно d ~2 мкм и фантастическое разрешение?»</w:t>
+        <w:t>Если DOF ≈ 0,1 мм, то ошибка позиционирования платформы или тепловое смещение на десятки микрон уже расходует запас по фокусу. При DOF порядка 5 мкм станок требовал бы контроля высоты с оптической точностью на каждом слое.</w:t>
       </w:r>
     </w:p>
     <w:p>
@@ -909,7 +1026,7 @@
           <w:b w:val="0"/>
           <w:sz w:val="22"/>
         </w:rPr>
-        <w:t>Случай В. NA (числовая апертура) = 0,5 (экстремальная оптика): d (диаметр) ≈ 2,14 мкм; DOF (глубина резкости) ≈ 1,07 / 0,25 ≈ 4,3 мкм. Фокус острый только в диапазоне ±2 мкм.</w:t>
+        <w:t>Второй важный фактор — загрязнение защитного стекла и оптики. Поглощение → нагрев → термолинза (нежелательное изменение фокусировки из-за нагрева) → уход фокуса и рост d (диаметра пятна). Типичные признаки: внезапно растёт пористость, ухудшается проплав, хотя мощность P на пульте не менялась.</w:t>
       </w:r>
     </w:p>
     <w:p>
@@ -922,7 +1039,46 @@
           <w:b w:val="0"/>
           <w:sz w:val="22"/>
         </w:rPr>
-        <w:t>Почему это невозможно в реальном СЛП-станке? Три причины.</w:t>
+        <w:t>Вывод: чистота оптики — часть технологии процесса. Геометрия пятна — такой же параметр, как скорость сканирования и мощность.</w:t>
+      </w:r>
+    </w:p>
+    <w:p>
+      <w:pPr>
+        <w:spacing w:after="40" w:before="0"/>
+      </w:pPr>
+      <w:r>
+        <w:rPr>
+          <w:rFonts w:ascii="Times New Roman" w:hAnsi="Times New Roman"/>
+          <w:b/>
+          <w:sz w:val="24"/>
+        </w:rPr>
+        <w:t>СЛАЙД: 9. КАЧЕСТВО ПУЧКА M² И ПОДВЕДЕНИЕ ИТОГОВ</w:t>
+      </w:r>
+    </w:p>
+    <w:p>
+      <w:pPr>
+        <w:spacing w:after="80" w:before="0"/>
+      </w:pPr>
+      <w:r>
+        <w:rPr>
+          <w:rFonts w:ascii="Times New Roman" w:hAnsi="Times New Roman"/>
+          <w:b w:val="0"/>
+          <w:sz w:val="20"/>
+        </w:rPr>
+        <w:t>33:05 – 37:53 (стенка 4,8 мин = чтение 1,8 мин + доска/паузы 3 мин)</w:t>
+      </w:r>
+    </w:p>
+    <w:p>
+      <w:pPr>
+        <w:spacing w:after="120" w:before="0"/>
+      </w:pPr>
+      <w:r>
+        <w:rPr>
+          <w:rFonts w:ascii="Times New Roman" w:hAnsi="Times New Roman"/>
+          <w:b w:val="0"/>
+          <w:sz w:val="20"/>
+        </w:rPr>
+        <w:t>Доска / пауза: Доска: d_реал = M² · d_идеал; пять итоговых тезисов.</w:t>
       </w:r>
     </w:p>
     <w:p>
@@ -935,7 +1091,7 @@
           <w:b w:val="0"/>
           <w:sz w:val="22"/>
         </w:rPr>
-        <w:t>Причина №1: рельеф порошка. Фракция 20–40 мкм даёт рельеф слоя 10–20 мкм. Расстояние от фокуса до соседней частицы — 15 мкм, что в 3–4 раза больше DOF (глубины резкости). Пятно d (диаметр) на «горбах» огромное, на впадинах — нулевая I (интенсивность).</w:t>
+        <w:t>Даже идеальная линза не компенсирует плохой пучок. Параметр M² (читается «эм-квадрат», параметр качества пучка) показывает, насколько реальный пучок хуже идеального гауссова (наилучшего по дифракции). У идеала M² = 1. У хороших волоконных лазеров часто M² ≈ 1,1–1,5. У многомодовых диодных модулей M² может быть десятки.</w:t>
       </w:r>
     </w:p>
     <w:p>
@@ -948,7 +1104,7 @@
           <w:b w:val="0"/>
           <w:sz w:val="22"/>
         </w:rPr>
-        <w:t>Причина №2: физический предел малой DOF (глубины резкости). Даже при идеально выровненном слое луч «проваливается» в поры между частицами при сканировании.</w:t>
+        <w:t>Связь с пятном: d_реал (реальный диаметр) ≈ M² · d_идеал, где d_идеал — оценка λ (длина волны) / NA (числовая апертура).</w:t>
       </w:r>
     </w:p>
     <w:p>
@@ -961,7 +1117,7 @@
           <w:b w:val="0"/>
           <w:sz w:val="22"/>
         </w:rPr>
-        <w:t>Причина №3: экономика и надёжность. NA (числовая апертура) = 0,5 требует порошка 1–5 мкм (дорого, взрывоопасно), активной автофокусировки и короткофокусной оптики у порошка — риск загрязнения линзы.</w:t>
+        <w:t>Числовой пример. d_идеал = 10 мкм. Волокно, M² = 1,3 → d_реал ≈ 13 мкм. Диод, M² = 20 → d_реал ≈ 200 мкм.</w:t>
       </w:r>
     </w:p>
     <w:p>
@@ -974,124 +1130,7 @@
           <w:b w:val="0"/>
           <w:sz w:val="22"/>
         </w:rPr>
-        <w:t>Итог: линза с NA (числовой апертурой) = 0,5 — как микроскоп: идеальная картинка только на идеально плоском объекте. В СЛП — слой шероховатого порошка с перепадами в десятки микрон. Поэтому индустрия выбирает NA (числовую апертуру) ≈ 0,08–0,15.</w:t>
-      </w:r>
-    </w:p>
-    <w:p>
-      <w:pPr>
-        <w:spacing w:after="120" w:before="0"/>
-      </w:pPr>
-      <w:r>
-        <w:rPr>
-          <w:rFonts w:ascii="Times New Roman" w:hAnsi="Times New Roman"/>
-          <w:b w:val="0"/>
-          <w:sz w:val="22"/>
-        </w:rPr>
-        <w:t>Таблица трёх случаев — на слайде и в конспекте.</w:t>
-      </w:r>
-    </w:p>
-    <w:p>
-      <w:pPr>
-        <w:spacing w:after="40" w:before="0"/>
-      </w:pPr>
-      <w:r>
-        <w:rPr>
-          <w:rFonts w:ascii="Times New Roman" w:hAnsi="Times New Roman"/>
-          <w:b/>
-          <w:sz w:val="24"/>
-        </w:rPr>
-        <w:t>СЛАЙД: 7. КАЧЕСТВО ПУЧКА M² И ПОДВЕДЕНИЕ ИТОГОВ</w:t>
-      </w:r>
-    </w:p>
-    <w:p>
-      <w:pPr>
-        <w:spacing w:after="80" w:before="0"/>
-      </w:pPr>
-      <w:r>
-        <w:rPr>
-          <w:rFonts w:ascii="Times New Roman" w:hAnsi="Times New Roman"/>
-          <w:b w:val="0"/>
-          <w:sz w:val="20"/>
-        </w:rPr>
-        <w:t>34:53 – 40:57 (стенка 6,1 мин = чтение 2,1 мин + доска/паузы 4 мин)</w:t>
-      </w:r>
-    </w:p>
-    <w:p>
-      <w:pPr>
-        <w:spacing w:after="120" w:before="0"/>
-      </w:pPr>
-      <w:r>
-        <w:rPr>
-          <w:rFonts w:ascii="Times New Roman" w:hAnsi="Times New Roman"/>
-          <w:b w:val="0"/>
-          <w:sz w:val="20"/>
-        </w:rPr>
-        <w:t>Доска / пауза: Доска: d_реал = M² · d_идеал; итоговые тезисы.</w:t>
-      </w:r>
-    </w:p>
-    <w:p>
-      <w:pPr>
-        <w:spacing w:after="120" w:before="0"/>
-      </w:pPr>
-      <w:r>
-        <w:rPr>
-          <w:rFonts w:ascii="Times New Roman" w:hAnsi="Times New Roman"/>
-          <w:b w:val="0"/>
-          <w:sz w:val="22"/>
-        </w:rPr>
-        <w:t>Третий важный фактор. Даже при идеальной линзе с большой NA (числовой апертурой) реальное пятно d (диаметр) больше, чем предсказывает d ≈ λ (длина волны) / NA. Потому что реальный лазерный пучок — не идеально гауссов.</w:t>
-      </w:r>
-    </w:p>
-    <w:p>
-      <w:pPr>
-        <w:spacing w:after="120" w:before="0"/>
-      </w:pPr>
-      <w:r>
-        <w:rPr>
-          <w:rFonts w:ascii="Times New Roman" w:hAnsi="Times New Roman"/>
-          <w:b w:val="0"/>
-          <w:sz w:val="22"/>
-        </w:rPr>
-        <w:t>Качество пучка описывается параметром M² (читается «эм-квадрат», параметр качества пучка). У идеального лазера M² = 1. У волоконных M² ≈ 1,1–1,5. У диодных M² ≈ 10–30.</w:t>
-      </w:r>
-    </w:p>
-    <w:p>
-      <w:pPr>
-        <w:spacing w:after="120" w:before="0"/>
-      </w:pPr>
-      <w:r>
-        <w:rPr>
-          <w:rFonts w:ascii="Times New Roman" w:hAnsi="Times New Roman"/>
-          <w:b w:val="0"/>
-          <w:sz w:val="22"/>
-        </w:rPr>
-        <w:t>Формула реального пятна: d_реал (реальный диаметр) = M² (параметр качества пучка) · d_идеал (идеальный диаметр).</w:t>
-      </w:r>
-    </w:p>
-    <w:p>
-      <w:pPr>
-        <w:spacing w:after="120" w:before="0"/>
-      </w:pPr>
-      <w:r>
-        <w:rPr>
-          <w:rFonts w:ascii="Times New Roman" w:hAnsi="Times New Roman"/>
-          <w:b w:val="0"/>
-          <w:sz w:val="22"/>
-        </w:rPr>
-        <w:t>Пример. Волоконный: M² = 1,3, d_идеал = 10 мкм → d_реал ≈ 13 мкм. Диодный: M² = 20, d_идеал = 10 мкм → d_реал ≈ 200 мкм.</w:t>
-      </w:r>
-    </w:p>
-    <w:p>
-      <w:pPr>
-        <w:spacing w:after="120" w:before="0"/>
-      </w:pPr>
-      <w:r>
-        <w:rPr>
-          <w:rFonts w:ascii="Times New Roman" w:hAnsi="Times New Roman"/>
-          <w:b w:val="0"/>
-          <w:sz w:val="22"/>
-        </w:rPr>
-        <w:t>Вывод: диодный лазер при той же мощности P (мощность) 200 Вт даст пятно d (диаметр) в 20 раз больше. I (интенсивность, плотность мощности) будет в 400 раз меньше! Именно поэтому в СЛП используют волоконные лазеры с M² (параметром качества пучка) близким к 1.</w:t>
+        <w:t>Площадь пятна растёт как квадрат диаметра, поэтому I (интенсивность) падает резко: увеличение d в 20 раз даёт падение I примерно в 400 раз при той же мощности P. Отсюда вывод Лекции 3 в новой формулировке: в СЛП нужен пучок с малым M² — волоконный лазер.</w:t>
       </w:r>
     </w:p>
     <w:p>
@@ -1117,7 +1156,7 @@
           <w:b w:val="0"/>
           <w:sz w:val="22"/>
         </w:rPr>
-        <w:t>Первое. Плотность мощности I (интенсивность) = P (мощность) / S (площадь) — главный параметр. Линза — усилитель, сжимающий энергию в пространстве.</w:t>
+        <w:t>Первое. I (интенсивность) = P (мощность) / S (площадь) — ключевой параметр процесса; оптика управляет S.</w:t>
       </w:r>
     </w:p>
     <w:p>
@@ -1130,7 +1169,7 @@
           <w:b w:val="0"/>
           <w:sz w:val="22"/>
         </w:rPr>
-        <w:t>Второе. Размер пятна d (диаметр) ≈ λ (длина волны) / NA (числовая апертура) — обратно пропорционален числовой апертуре.</w:t>
+        <w:t>Второе. Геометрическая оптика описывает ход луча; дифракция запрещает нулевое пятно. d ≈ λ / NA (диаметр ≈ длина волны / числовая апертура).</w:t>
       </w:r>
     </w:p>
     <w:p>
@@ -1143,7 +1182,7 @@
           <w:b w:val="0"/>
           <w:sz w:val="22"/>
         </w:rPr>
-        <w:t>Третье. Глубина резкости DOF ≈ λ (длина волны) / NA² (числовая апертура в квадрате) — падает быстрее, чем d (диаметр). Малое пятно требует идеально ровного слоя.</w:t>
+        <w:t>Третье. DOF (глубина резкости) ≈ λ / NA² падает быстрее, чем d. Малое пятно требует почти идеально ровного слоя — порошок этого не обеспечивает.</w:t>
       </w:r>
     </w:p>
     <w:p>
@@ -1156,7 +1195,7 @@
           <w:b w:val="0"/>
           <w:sz w:val="22"/>
         </w:rPr>
-        <w:t>Четвёртое. Реальное пятно d_реал = M² (параметр качества пучка) · d_идеал — зависит от качества пучка. Большое M² сводит на нет преимущества оптики.</w:t>
+        <w:t>Четвёртое. Оптический тракт СЛП — коллиматор, гальво (сканирующие зеркала), F-θ («эф-тета», плоскополевая линза), защитное стекло — определяет пятно не меньше, чем сама фокусирующая оптика.</w:t>
       </w:r>
     </w:p>
     <w:p>
@@ -1169,7 +1208,7 @@
           <w:b w:val="0"/>
           <w:sz w:val="22"/>
         </w:rPr>
-        <w:t>Пятое. Почему не NA (числовая апертура) = 0,5 в СЛП? DOF (глубина резкости) ~4 мкм, а порошок имеет неровности 20–40 мкм. Промышленность выбирает NA ≈ 0,08–0,15: пятно d 30–50 мкм, DOF 100–300 мкм.</w:t>
+        <w:t>Пятое. d_реал ≈ M² · d_идеал. Большое M² («эм-квадрат») сводит на нет преимущества дорогой оптики. Промышленный компромисс — NA (числовая апертура) около 0,1 и чистая, юстированная оптическая система.</w:t>
       </w:r>
     </w:p>
     <w:p>
@@ -1182,7 +1221,7 @@
           <w:b w:val="0"/>
           <w:sz w:val="22"/>
         </w:rPr>
-        <w:t>Связь со следующей лекцией: мы говорили о линзах, как будто свет — идеальные прямые лучи. Но в d (диаметр) ≈ λ (длина волны) / NA (числовая апертура) спрятана волновая природа — дифракция. На следующем занятии («Волновая оптика») разберём, почему пятно не может быть бесконечно малым и что такое интерференция.</w:t>
+        <w:t>Связь с курсом. В Лекции 2 мы выбрали язык «свет как энергия» и ввели I (интенсивность, плотность мощности) = P (мощность) / S (площадь пятна). В Лекции 3 — почему лазер даёт узкий направленный пучок. В Лекции 4 — почему важна длина волны λ (лямбда). Сегодня мы закрыли цепочку: длина волны и качество пучка через оптику станка превращаются в размер пятна d, глубину резкости DOF (Depth of Focus, «глубина фокуса») и в итоге — в устойчивость плавления на слое порошка. Законы отражения, преломления и тонкой линзы мы уже знаем; здесь они работали как фон, а на передний план вышли дифракция, числовая апертура NA (Numerical Aperture) и инженерный компромисс СЛП (селективное лазерное плавление).</w:t>
       </w:r>
     </w:p>
     <w:sectPr>
